--- a/docs/handbook/JARVIS_MASTER_HANDBOOK_v3_5.docx
+++ b/docs/handbook/JARVIS_MASTER_HANDBOOK_v3_5.docx
@@ -1098,7 +1098,15 @@
         <w:pStyle w:val="Compact"/>
       </w:pPr>
       <w:r>
-        <w:t>Handbook v3.4 → Grundlage für Jarvis v0.6 (voraussichtlich)</w:t>
+        <w:t>Handbook v3.4 → Grundlage für Jarvis v0.6</w:t>
+      </w:r>
+    </w:p>
+    <w:p>
+      <w:pPr>
+        <w:pStyle w:val="Compact"/>
+      </w:pPr>
+      <w:r>
+        <w:t>Handbook v3.5 → Grundlage für Jarvis v0.7 (voraussichtlich)</w:t>
       </w:r>
     </w:p>
     <w:p>
